--- a/Documentos/Plantillas Informes/plantilla el limonar.docx
+++ b/Documentos/Plantillas Informes/plantilla el limonar.docx
@@ -208,7 +208,7 @@
           <w:b/>
           <w:bCs/>
         </w:rPr>
-        <w:t>${nom_produc}</w:t>
+        <w:t>${nom_producto}</w:t>
       </w:r>
     </w:p>
     <w:p>
